--- a/01-engineering-source-documents/OT Project Requirements Specification.docx
+++ b/01-engineering-source-documents/OT Project Requirements Specification.docx
@@ -2653,6 +2653,119 @@
     </w:p>
     <w:p>
       <w:pPr>
+        <w:pStyle w:val="Heading2"/>
+        <w:keepNext w:val="0"/>
+        <w:keepLines w:val="0"/>
+        <w:spacing w:after="80" w:lineRule="auto"/>
+        <w:rPr>
+          <w:b w:val="1"/>
+          <w:bCs w:val="1"/>
+          <w:sz w:val="34"/>
+          <w:szCs w:val="34"/>
+        </w:rPr>
+      </w:pPr>
+      <w:bookmarkStart w:colFirst="0" w:colLast="0" w:name="_ziij8sc4y1p0" w:id="19"/>
+      <w:bookmarkEnd w:id="19"/>
+      <w:r>
+        <w:rPr>
+          <w:b w:val="1"/>
+          <w:bCs w:val="1"/>
+          <w:sz w:val="34"/>
+          <w:szCs w:val="34"/>
+          <w:rtl w:val="0"/>
+        </w:rPr>
+        <w:t>REQ-NET-011 — Consistent Sectionalising Structure</w:t>
+      </w:r>
+    </w:p>
+    <w:p>
+      <w:pPr>
+        <w:spacing w:after="240" w:before="240" w:lineRule="auto"/>
+        <w:rPr>
+          <w:b w:val="1"/>
+          <w:bCs w:val="1"/>
+        </w:rPr>
+      </w:pPr>
+      <w:r>
+        <w:rPr>
+          <w:b w:val="1"/>
+          <w:bCs w:val="1"/>
+          <w:rtl w:val="0"/>
+        </w:rPr>
+        <w:t>Requirement</w:t>
+      </w:r>
+    </w:p>
+    <w:p>
+      <w:pPr>
+        <w:spacing w:after="240" w:before="240" w:lineRule="auto"/>
+        <w:rPr/>
+      </w:pPr>
+      <w:r>
+        <w:rPr>
+          <w:rtl w:val="0"/>
+        </w:rPr>
+        <w:t>Each primary feeder shall include a sectionalising switch between each pair of adjacent distribution sections represented in the simplified network model.</w:t>
+      </w:r>
+    </w:p>
+    <w:p>
+      <w:pPr>
+        <w:spacing w:after="240" w:before="240" w:lineRule="auto"/>
+        <w:rPr>
+          <w:b w:val="1"/>
+          <w:bCs w:val="1"/>
+        </w:rPr>
+      </w:pPr>
+      <w:r>
+        <w:rPr>
+          <w:b w:val="1"/>
+          <w:bCs w:val="1"/>
+          <w:rtl w:val="0"/>
+        </w:rPr>
+        <w:t>Rationale</w:t>
+      </w:r>
+    </w:p>
+    <w:p>
+      <w:pPr>
+        <w:spacing w:after="240" w:before="240" w:lineRule="auto"/>
+        <w:rPr/>
+      </w:pPr>
+      <w:r>
+        <w:rPr>
+          <w:rtl w:val="0"/>
+        </w:rPr>
+        <w:t>Equivalent feeders should use a consistent sectional structure unless an engineering reason justifies a difference. This improves model coherence while retaining the same radial topology and restoration scope.</w:t>
+      </w:r>
+    </w:p>
+    <w:p>
+      <w:pPr>
+        <w:spacing w:after="240" w:before="240" w:lineRule="auto"/>
+        <w:rPr>
+          <w:b w:val="1"/>
+          <w:bCs w:val="1"/>
+        </w:rPr>
+      </w:pPr>
+      <w:r>
+        <w:rPr>
+          <w:b w:val="1"/>
+          <w:bCs w:val="1"/>
+          <w:rtl w:val="0"/>
+        </w:rPr>
+        <w:t>Verification method</w:t>
+      </w:r>
+    </w:p>
+    <w:p>
+      <w:pPr>
+        <w:spacing w:after="240" w:before="240" w:lineRule="auto"/>
+        <w:rPr/>
+      </w:pPr>
+      <w:r>
+        <w:rPr>
+          <w:rtl w:val="0"/>
+        </w:rPr>
+        <w:t>Network-model inspection and configuration inspection.</w:t>
+      </w:r>
+    </w:p>
+    <w:p>
+      <w:pPr>
         <w:pStyle w:val="Heading1"/>
         <w:keepNext w:val="0"/>
         <w:keepLines w:val="0"/>
@@ -17048,6 +17161,133 @@
         <w:rPr>
           <w:rtl w:val="0"/>
         </w:rPr>
+      </w:r>
+    </w:p>
+    <w:p>
+      <w:pPr>
+        <w:pStyle w:val="Heading2"/>
+        <w:keepNext w:val="0"/>
+        <w:keepLines w:val="0"/>
+        <w:spacing w:after="80" w:lineRule="auto"/>
+        <w:rPr>
+          <w:b w:val="1"/>
+          <w:bCs w:val="1"/>
+          <w:sz w:val="34"/>
+          <w:szCs w:val="34"/>
+        </w:rPr>
+      </w:pPr>
+      <w:bookmarkStart w:colFirst="0" w:colLast="0" w:name="_7hsxjjz0yw70" w:id="139"/>
+      <w:bookmarkEnd w:id="139"/>
+      <w:r>
+        <w:rPr>
+          <w:b w:val="1"/>
+          <w:bCs w:val="1"/>
+          <w:sz w:val="34"/>
+          <w:szCs w:val="34"/>
+          <w:rtl w:val="0"/>
+        </w:rPr>
+        <w:t>REQ-NFR-009 — Consistent Entity Modelling</w:t>
+      </w:r>
+    </w:p>
+    <w:p>
+      <w:pPr>
+        <w:spacing w:after="240" w:before="240" w:lineRule="auto"/>
+        <w:rPr/>
+      </w:pPr>
+      <w:r>
+        <w:rPr>
+          <w:b w:val="1"/>
+          <w:bCs w:val="1"/>
+          <w:rtl w:val="0"/>
+        </w:rPr>
+        <w:t>Priority: Supporting</w:t>
+      </w:r>
+    </w:p>
+    <w:p>
+      <w:pPr>
+        <w:spacing w:after="240" w:before="240" w:lineRule="auto"/>
+        <w:rPr>
+          <w:b w:val="1"/>
+          <w:bCs w:val="1"/>
+        </w:rPr>
+      </w:pPr>
+      <w:r>
+        <w:rPr>
+          <w:b w:val="1"/>
+          <w:bCs w:val="1"/>
+          <w:rtl w:val="0"/>
+        </w:rPr>
+        <w:t>Requirement</w:t>
+      </w:r>
+    </w:p>
+    <w:p>
+      <w:pPr>
+        <w:spacing w:after="240" w:before="240" w:lineRule="auto"/>
+        <w:rPr/>
+      </w:pPr>
+      <w:r>
+        <w:rPr>
+          <w:rtl w:val="0"/>
+        </w:rPr>
+        <w:t>Engineering entities representing the same class of network or operational object shall use a consistent modelling structure and information set unless a documented engineering reason requires otherwise.</w:t>
+      </w:r>
+    </w:p>
+    <w:p>
+      <w:pPr>
+        <w:spacing w:after="240" w:before="240" w:lineRule="auto"/>
+        <w:rPr>
+          <w:b w:val="1"/>
+          <w:bCs w:val="1"/>
+        </w:rPr>
+      </w:pPr>
+      <w:r>
+        <w:rPr>
+          <w:b w:val="1"/>
+          <w:bCs w:val="1"/>
+          <w:rtl w:val="0"/>
+        </w:rPr>
+        <w:t>Rationale</w:t>
+      </w:r>
+    </w:p>
+    <w:p>
+      <w:pPr>
+        <w:spacing w:after="240" w:before="240" w:lineRule="auto"/>
+        <w:rPr/>
+      </w:pPr>
+      <w:r>
+        <w:rPr>
+          <w:rtl w:val="0"/>
+        </w:rPr>
+        <w:t>Consistent entity modelling improves professional coherence, reduces arbitrary implementation differences and supports generic processing across equivalent assets while still allowing legitimate configuration differences.</w:t>
+      </w:r>
+    </w:p>
+    <w:p>
+      <w:pPr>
+        <w:spacing w:after="240" w:before="240" w:lineRule="auto"/>
+        <w:rPr>
+          <w:b w:val="1"/>
+          <w:bCs w:val="1"/>
+        </w:rPr>
+      </w:pPr>
+      <w:r>
+        <w:rPr>
+          <w:b w:val="1"/>
+          <w:bCs w:val="1"/>
+          <w:rtl w:val="0"/>
+        </w:rPr>
+        <w:t>Verification method</w:t>
+      </w:r>
+    </w:p>
+    <w:p>
+      <w:pPr>
+        <w:spacing w:after="240" w:before="240" w:lineRule="auto"/>
+        <w:rPr/>
+      </w:pPr>
+      <w:r>
+        <w:rPr>
+          <w:rtl w:val="0"/>
+        </w:rPr>
+        <w:t>Cross-model and implementation review.</w:t>
       </w:r>
     </w:p>
     <w:p>
@@ -17909,7 +18149,7 @@
           <w:bCs w:val="1"/>
           <w:rtl w:val="0"/>
         </w:rPr>
-        <w:t xml:space="preserve">114 formal requirements</w:t>
+        <w:t>116 formal requirements</w:t>
       </w:r>
       <w:r>
         <w:rPr>

--- a/01-engineering-source-documents/OT Project Requirements Specification.docx
+++ b/01-engineering-source-documents/OT Project Requirements Specification.docx
@@ -34,50 +34,13 @@
         <w:rPr/>
       </w:pPr>
       <w:r>
-        <w:rPr>
-          <w:b w:val="1"/>
-          <w:bCs w:val="1"/>
-          <w:rtl w:val="0"/>
-        </w:rPr>
-        <w:t xml:space="preserve">Operational Technology Graduate Demonstration Project</w:t>
-        <w:br w:type="textWrapping"/>
-        <w:t xml:space="preserve">Document:</w:t>
-      </w:r>
-      <w:r>
-        <w:rPr>
-          <w:rtl w:val="0"/>
-        </w:rPr>
-        <w:t xml:space="preserve"> System Requirements Specification</w:t>
-        <w:br w:type="textWrapping"/>
-      </w:r>
-      <w:r>
-        <w:rPr>
-          <w:b w:val="1"/>
-          <w:bCs w:val="1"/>
-          <w:rtl w:val="0"/>
-        </w:rPr>
-        <w:t xml:space="preserve">Version:</w:t>
-      </w:r>
-      <w:r>
-        <w:rPr>
-          <w:rtl w:val="0"/>
-        </w:rPr>
-        <w:t xml:space="preserve"> 0.1</w:t>
-        <w:br w:type="textWrapping"/>
-      </w:r>
-      <w:r>
-        <w:rPr>
-          <w:b w:val="1"/>
-          <w:bCs w:val="1"/>
-          <w:rtl w:val="0"/>
-        </w:rPr>
-        <w:t xml:space="preserve">Status:</w:t>
-      </w:r>
-      <w:r>
-        <w:rPr>
-          <w:rtl w:val="0"/>
-        </w:rPr>
-        <w:t xml:space="preserve"> Draft</w:t>
+        <w:t>Operational Technology Graduate Demonstration Project</w:t>
+        <w:br/>
+        <w:t>Document: System Requirements Specification</w:t>
+        <w:br/>
+        <w:t>Version: 0.3</w:t>
+        <w:br/>
+        <w:t>Status: Draft</w:t>
       </w:r>
     </w:p>
     <w:p>
@@ -865,6 +828,12 @@
       </w:r>
     </w:p>
     <w:p>
+      <w:pPr/>
+      <w:r>
+        <w:t>REQ-EXP-xxx  Demonstrator exploration / scenario selection</w:t>
+      </w:r>
+    </w:p>
+    <w:p>
       <w:pPr>
         <w:rPr/>
       </w:pPr>
@@ -2444,10 +2413,7 @@
         <w:rPr/>
       </w:pPr>
       <w:r>
-        <w:rPr>
-          <w:rtl w:val="0"/>
-        </w:rPr>
-        <w:t xml:space="preserve">The network shall include sufficient sectionalising capability to electrically isolate the predefined faulted section from a healthy section proposed for alternate restoration.</w:t>
+        <w:t>The network shall include sufficient sectionalising capability to electrically isolate the active faulted section from healthy sections where the represented topology provides isolation boundaries.</w:t>
       </w:r>
     </w:p>
     <w:p>
@@ -3619,10 +3585,7 @@
         <w:rPr/>
       </w:pPr>
       <w:r>
-        <w:rPr>
-          <w:rtl w:val="0"/>
-        </w:rPr>
-        <w:t xml:space="preserve">The topology model shall support an operating state in which the predefined faulted section is electrically isolated from all available source paths.</w:t>
+        <w:t>The topology model shall support an operating state in which the active faulted section is electrically isolated from all available source paths.</w:t>
       </w:r>
     </w:p>
     <w:p>
@@ -7807,10 +7770,7 @@
         <w:rPr/>
       </w:pPr>
       <w:r>
-        <w:rPr>
-          <w:rtl w:val="0"/>
-        </w:rPr>
-        <w:t xml:space="preserve">The system shall permit restoration only where the predefined faulted section is electrically isolated from the proposed alternate-supply path.</w:t>
+        <w:t>The system shall permit restoration only where the active faulted section is electrically isolated from the proposed alternate-supply path.</w:t>
       </w:r>
     </w:p>
     <w:p>
@@ -10732,10 +10692,7 @@
         <w:rPr/>
       </w:pPr>
       <w:r>
-        <w:rPr>
-          <w:rtl w:val="0"/>
-        </w:rPr>
-        <w:t xml:space="preserve">The predefined faulted section shall remain DE-ENERGISED following restoration of healthy sections through the alternate feeder.</w:t>
+        <w:t>The active faulted section shall remain DE-ENERGISED following restoration of healthy sections through an alternate supply path.</w:t>
       </w:r>
     </w:p>
     <w:p>
@@ -10884,432 +10841,365 @@
     <w:p>
       <w:pPr>
         <w:pStyle w:val="Heading1"/>
-        <w:keepNext w:val="0"/>
-        <w:keepLines w:val="0"/>
-        <w:spacing w:before="480" w:lineRule="auto"/>
-        <w:rPr>
-          <w:b w:val="1"/>
-          <w:bCs w:val="1"/>
-          <w:sz w:val="46"/>
-          <w:szCs w:val="46"/>
-        </w:rPr>
-      </w:pPr>
-      <w:bookmarkStart w:colFirst="0" w:colLast="0" w:name="_i23gh7vxjbwl" w:id="90"/>
-      <w:bookmarkEnd w:id="90"/>
-      <w:r>
-        <w:rPr>
-          <w:b w:val="1"/>
-          <w:bCs w:val="1"/>
-          <w:sz w:val="46"/>
-          <w:szCs w:val="46"/>
-          <w:rtl w:val="0"/>
-        </w:rPr>
-        <w:t xml:space="preserve">15. Requirement Dependency Example</w:t>
-      </w:r>
-    </w:p>
-    <w:p>
-      <w:pPr>
-        <w:spacing w:after="240" w:before="240" w:lineRule="auto"/>
-        <w:rPr/>
-      </w:pPr>
-      <w:r>
-        <w:rPr>
-          <w:rtl w:val="0"/>
-        </w:rPr>
-        <w:t xml:space="preserve">The restoration logic now has a clear requirement hierarchy.</w:t>
-      </w:r>
-    </w:p>
-    <w:p>
-      <w:pPr>
-        <w:spacing w:after="240" w:before="240" w:lineRule="auto"/>
-        <w:rPr/>
-      </w:pPr>
-      <w:r>
-        <w:rPr>
-          <w:rtl w:val="0"/>
-        </w:rPr>
-        <w:t xml:space="preserve">For example:</w:t>
-      </w:r>
-    </w:p>
-    <w:p>
-      <w:pPr>
-        <w:rPr/>
-      </w:pPr>
-      <w:r>
-        <w:rPr>
-          <w:rtl w:val="0"/>
-        </w:rPr>
-        <w:t xml:space="preserve">REQ-TEL-003</w:t>
-      </w:r>
-    </w:p>
-    <w:p>
-      <w:pPr>
-        <w:rPr/>
-      </w:pPr>
-      <w:r>
-        <w:rPr>
-          <w:rtl w:val="0"/>
-        </w:rPr>
-        <w:t xml:space="preserve">Telemetry quality exists</w:t>
-      </w:r>
-    </w:p>
-    <w:p>
-      <w:pPr>
-        <w:rPr/>
-      </w:pPr>
-      <w:r>
-        <w:rPr>
-          <w:rFonts w:ascii="Arial Unicode MS" w:cs="Arial Unicode MS" w:eastAsia="Arial Unicode MS" w:hAnsi="Arial Unicode MS"/>
-          <w:rtl w:val="0"/>
-        </w:rPr>
-        <w:t xml:space="preserve">        ↓</w:t>
-      </w:r>
-    </w:p>
-    <w:p>
-      <w:pPr>
-        <w:rPr/>
-      </w:pPr>
-      <w:r>
-        <w:rPr>
-          <w:rtl w:val="0"/>
-        </w:rPr>
-        <w:t xml:space="preserve">REQ-TEL-007</w:t>
-      </w:r>
-    </w:p>
-    <w:p>
-      <w:pPr>
-        <w:rPr/>
-      </w:pPr>
-      <w:r>
-        <w:rPr>
-          <w:rtl w:val="0"/>
-        </w:rPr>
-        <w:t xml:space="preserve">Telemetry validity determined</w:t>
-      </w:r>
-    </w:p>
-    <w:p>
-      <w:pPr>
-        <w:rPr/>
-      </w:pPr>
-      <w:r>
-        <w:rPr>
-          <w:rFonts w:ascii="Arial Unicode MS" w:cs="Arial Unicode MS" w:eastAsia="Arial Unicode MS" w:hAnsi="Arial Unicode MS"/>
-          <w:rtl w:val="0"/>
-        </w:rPr>
-        <w:t xml:space="preserve">        ↓</w:t>
-      </w:r>
-    </w:p>
-    <w:p>
-      <w:pPr>
-        <w:rPr/>
-      </w:pPr>
-      <w:r>
-        <w:rPr>
-          <w:rtl w:val="0"/>
-        </w:rPr>
-        <w:t xml:space="preserve">REQ-RST-008</w:t>
-      </w:r>
-    </w:p>
-    <w:p>
-      <w:pPr>
-        <w:rPr/>
-      </w:pPr>
-      <w:r>
-        <w:rPr>
-          <w:rtl w:val="0"/>
-        </w:rPr>
-        <w:t xml:space="preserve">Telemetry permissive evaluated</w:t>
-      </w:r>
-    </w:p>
-    <w:p>
-      <w:pPr>
-        <w:rPr/>
-      </w:pPr>
-      <w:r>
-        <w:rPr>
-          <w:rFonts w:ascii="Arial Unicode MS" w:cs="Arial Unicode MS" w:eastAsia="Arial Unicode MS" w:hAnsi="Arial Unicode MS"/>
-          <w:rtl w:val="0"/>
-        </w:rPr>
-        <w:t xml:space="preserve">        ↓</w:t>
-      </w:r>
-    </w:p>
-    <w:p>
-      <w:pPr>
-        <w:rPr/>
-      </w:pPr>
-      <w:r>
-        <w:rPr>
-          <w:rtl w:val="0"/>
-        </w:rPr>
-        <w:t xml:space="preserve">REQ-RST-018</w:t>
-      </w:r>
-    </w:p>
-    <w:p>
-      <w:pPr>
-        <w:rPr/>
-      </w:pPr>
-      <w:r>
-        <w:rPr>
-          <w:rtl w:val="0"/>
-        </w:rPr>
-        <w:t xml:space="preserve">Restoration PERMITTED only if it passes</w:t>
-      </w:r>
-    </w:p>
-    <w:p>
-      <w:pPr>
-        <w:spacing w:after="240" w:before="240" w:lineRule="auto"/>
-        <w:rPr/>
-      </w:pPr>
-      <w:r>
-        <w:rPr>
-          <w:rtl w:val="0"/>
-        </w:rPr>
-        <w:t xml:space="preserve">Likewise:</w:t>
-      </w:r>
-    </w:p>
-    <w:p>
-      <w:pPr>
-        <w:rPr/>
-      </w:pPr>
-      <w:r>
-        <w:rPr>
-          <w:rtl w:val="0"/>
-        </w:rPr>
-        <w:t xml:space="preserve">REQ-NET-006</w:t>
-      </w:r>
-    </w:p>
-    <w:p>
-      <w:pPr>
-        <w:rPr/>
-      </w:pPr>
-      <w:r>
-        <w:rPr>
-          <w:rtl w:val="0"/>
-        </w:rPr>
-        <w:t xml:space="preserve">Section loads defined</w:t>
-      </w:r>
-    </w:p>
-    <w:p>
-      <w:pPr>
-        <w:rPr/>
-      </w:pPr>
-      <w:r>
-        <w:rPr>
-          <w:rFonts w:ascii="Arial Unicode MS" w:cs="Arial Unicode MS" w:eastAsia="Arial Unicode MS" w:hAnsi="Arial Unicode MS"/>
-          <w:rtl w:val="0"/>
-        </w:rPr>
-        <w:t xml:space="preserve">        ↓</w:t>
-      </w:r>
-    </w:p>
-    <w:p>
-      <w:pPr>
-        <w:rPr/>
-      </w:pPr>
-      <w:r>
-        <w:rPr>
-          <w:rtl w:val="0"/>
-        </w:rPr>
-        <w:t xml:space="preserve">REQ-RST-012</w:t>
-      </w:r>
-    </w:p>
-    <w:p>
-      <w:pPr>
-        <w:rPr/>
-      </w:pPr>
-      <w:r>
-        <w:rPr>
-          <w:rtl w:val="0"/>
-        </w:rPr>
-        <w:t xml:space="preserve">Transferable load calculated</w:t>
-      </w:r>
-    </w:p>
-    <w:p>
-      <w:pPr>
-        <w:rPr/>
-      </w:pPr>
-      <w:r>
-        <w:rPr>
-          <w:rFonts w:ascii="Arial Unicode MS" w:cs="Arial Unicode MS" w:eastAsia="Arial Unicode MS" w:hAnsi="Arial Unicode MS"/>
-          <w:rtl w:val="0"/>
-        </w:rPr>
-        <w:t xml:space="preserve">        ↓</w:t>
-      </w:r>
-    </w:p>
-    <w:p>
-      <w:pPr>
-        <w:rPr/>
-      </w:pPr>
-      <w:r>
-        <w:rPr>
-          <w:rtl w:val="0"/>
-        </w:rPr>
-        <w:t xml:space="preserve">REQ-RST-014</w:t>
-      </w:r>
-    </w:p>
-    <w:p>
-      <w:pPr>
-        <w:rPr/>
-      </w:pPr>
-      <w:r>
-        <w:rPr>
-          <w:rtl w:val="0"/>
-        </w:rPr>
-        <w:t xml:space="preserve">Resulting feeder load calculated</w:t>
-      </w:r>
-    </w:p>
-    <w:p>
-      <w:pPr>
-        <w:rPr/>
-      </w:pPr>
-      <w:r>
-        <w:rPr>
-          <w:rFonts w:ascii="Arial Unicode MS" w:cs="Arial Unicode MS" w:eastAsia="Arial Unicode MS" w:hAnsi="Arial Unicode MS"/>
-          <w:rtl w:val="0"/>
-        </w:rPr>
-        <w:t xml:space="preserve">        ↓</w:t>
-      </w:r>
-    </w:p>
-    <w:p>
-      <w:pPr>
-        <w:rPr/>
-      </w:pPr>
-      <w:r>
-        <w:rPr>
-          <w:rtl w:val="0"/>
-        </w:rPr>
-        <w:t xml:space="preserve">REQ-RST-015</w:t>
-      </w:r>
-    </w:p>
-    <w:p>
-      <w:pPr>
-        <w:rPr/>
-      </w:pPr>
-      <w:r>
-        <w:rPr>
-          <w:rtl w:val="0"/>
-        </w:rPr>
-        <w:t xml:space="preserve">Loading percentage calculated</w:t>
-      </w:r>
-    </w:p>
-    <w:p>
-      <w:pPr>
-        <w:rPr/>
-      </w:pPr>
-      <w:r>
-        <w:rPr>
-          <w:rFonts w:ascii="Arial Unicode MS" w:cs="Arial Unicode MS" w:eastAsia="Arial Unicode MS" w:hAnsi="Arial Unicode MS"/>
-          <w:rtl w:val="0"/>
-        </w:rPr>
-        <w:t xml:space="preserve">        ↓</w:t>
-      </w:r>
-    </w:p>
-    <w:p>
-      <w:pPr>
-        <w:rPr/>
-      </w:pPr>
-      <w:r>
-        <w:rPr>
-          <w:rtl w:val="0"/>
-        </w:rPr>
-        <w:t xml:space="preserve">REQ-RST-016</w:t>
-      </w:r>
-    </w:p>
-    <w:p>
-      <w:pPr>
-        <w:rPr/>
-      </w:pPr>
-      <w:r>
-        <w:rPr>
-          <w:rtl w:val="0"/>
-        </w:rPr>
-        <w:t xml:space="preserve">Capacity pass/fail</w:t>
-      </w:r>
-    </w:p>
-    <w:p>
-      <w:pPr>
-        <w:rPr/>
-      </w:pPr>
-      <w:r>
-        <w:rPr>
-          <w:rFonts w:ascii="Arial Unicode MS" w:cs="Arial Unicode MS" w:eastAsia="Arial Unicode MS" w:hAnsi="Arial Unicode MS"/>
-          <w:rtl w:val="0"/>
-        </w:rPr>
-        <w:t xml:space="preserve">        ↓</w:t>
-      </w:r>
-    </w:p>
-    <w:p>
-      <w:pPr>
-        <w:rPr/>
-      </w:pPr>
-      <w:r>
-        <w:rPr>
-          <w:rtl w:val="0"/>
-        </w:rPr>
-        <w:t xml:space="preserve">REQ-RST-018 / 019</w:t>
-      </w:r>
-    </w:p>
-    <w:p>
-      <w:pPr>
-        <w:rPr/>
-      </w:pPr>
-      <w:r>
-        <w:rPr>
-          <w:rtl w:val="0"/>
-        </w:rPr>
-        <w:t xml:space="preserve">Final decision</w:t>
-      </w:r>
-    </w:p>
-    <w:p>
-      <w:pPr>
-        <w:spacing w:after="240" w:before="240" w:lineRule="auto"/>
-        <w:rPr/>
-      </w:pPr>
-      <w:r>
-        <w:rPr>
-          <w:rtl w:val="0"/>
-        </w:rPr>
-        <w:t xml:space="preserve">This is exactly the traceability we want later.</w:t>
-      </w:r>
-    </w:p>
-    <w:p>
-      <w:pPr>
-        <w:spacing w:after="240" w:before="240" w:lineRule="auto"/>
-        <w:rPr/>
-      </w:pPr>
-      <w:r>
-        <w:rPr>
-          <w:rtl w:val="0"/>
-        </w:rPr>
-        <w:t xml:space="preserve">A failed restoration outcome will not simply say </w:t>
-      </w:r>
-      <w:r>
-        <w:rPr>
-          <w:b w:val="1"/>
-          <w:bCs w:val="1"/>
-          <w:rtl w:val="0"/>
-        </w:rPr>
-        <w:t xml:space="preserve">“no.”</w:t>
-      </w:r>
-      <w:r>
-        <w:rPr>
-          <w:rtl w:val="0"/>
-        </w:rPr>
-        <w:t xml:space="preserve"> We will be able to trace the decision back through the individual engineering requirements that produced it.</w:t>
-      </w:r>
-    </w:p>
-    <w:p>
-      <w:pPr>
-        <w:rPr/>
-      </w:pPr>
-      <w:r>
-        <w:pict>
-          <v:rect style="width:0.0pt;height:1.5pt" o:hr="t" o:hrstd="t" o:hralign="center" fillcolor="#A0A0A0" stroked="f"/>
-        </w:pict>
-      </w:r>
-      <w:r>
-        <w:rPr>
-          <w:rtl w:val="0"/>
-        </w:rPr>
+      </w:pPr>
+      <w:r>
+        <w:t>15. Exploration Mode Requirements</w:t>
+      </w:r>
+    </w:p>
+    <w:p>
+      <w:pPr/>
+      <w:r>
+        <w:t>The following requirements apply to the demonstrator's reviewer-driven exploration capability. They do not replace or broaden the formal validation baseline; they allow the same engineering model to be exercised with a reviewer-selected fault location.</w:t>
+      </w:r>
+    </w:p>
+    <w:p>
+      <w:pPr>
+        <w:pStyle w:val="Heading2"/>
+      </w:pPr>
+      <w:r>
+        <w:t>REQ-EXP-001 — Exploration Mode Availability</w:t>
+      </w:r>
+    </w:p>
+    <w:p>
+      <w:pPr>
+        <w:pStyle w:val="Heading3"/>
+      </w:pPr>
+      <w:r>
+        <w:t>Requirement</w:t>
+      </w:r>
+    </w:p>
+    <w:p>
+      <w:pPr/>
+      <w:r>
+        <w:t>The demonstrator shall provide an exploration mode that is distinct from the formal engineering validation mode.</w:t>
+      </w:r>
+    </w:p>
+    <w:p>
+      <w:pPr>
+        <w:pStyle w:val="Heading3"/>
+      </w:pPr>
+      <w:r>
+        <w:t>Rationale</w:t>
+      </w:r>
+    </w:p>
+    <w:p>
+      <w:pPr/>
+      <w:r>
+        <w:t>This permits reviewer-driven demonstration without changing the controlled scenario, configuration and evidence used for formal validation.</w:t>
+      </w:r>
+    </w:p>
+    <w:p>
+      <w:pPr>
+        <w:pStyle w:val="Heading3"/>
+      </w:pPr>
+      <w:r>
+        <w:t>Verification method</w:t>
+      </w:r>
+    </w:p>
+    <w:p>
+      <w:pPr/>
+      <w:r>
+        <w:t>Inspection and functional test.</w:t>
+      </w:r>
+    </w:p>
+    <w:p>
+      <w:pPr>
+        <w:pStyle w:val="Heading2"/>
+      </w:pPr>
+      <w:r>
+        <w:t>REQ-EXP-002 — Fault Section Selection</w:t>
+      </w:r>
+    </w:p>
+    <w:p>
+      <w:pPr>
+        <w:pStyle w:val="Heading3"/>
+      </w:pPr>
+      <w:r>
+        <w:t>Requirement</w:t>
+      </w:r>
+    </w:p>
+    <w:p>
+      <w:pPr/>
+      <w:r>
+        <w:t>In exploration mode, the demonstrator shall allow the reviewer to select one represented distribution section as the active fault location.</w:t>
+      </w:r>
+    </w:p>
+    <w:p>
+      <w:pPr>
+        <w:pStyle w:val="Heading3"/>
+      </w:pPr>
+      <w:r>
+        <w:t>Rationale</w:t>
+      </w:r>
+    </w:p>
+    <w:p>
+      <w:pPr/>
+      <w:r>
+        <w:t>Selectable location demonstrates that operational consequences can be derived from the network model rather than being hard-coded to the formal SEC-A2 scenario.</w:t>
+      </w:r>
+    </w:p>
+    <w:p>
+      <w:pPr>
+        <w:pStyle w:val="Heading3"/>
+      </w:pPr>
+      <w:r>
+        <w:t>Verification method</w:t>
+      </w:r>
+    </w:p>
+    <w:p>
+      <w:pPr/>
+      <w:r>
+        <w:t>Functional test using multiple section selections.</w:t>
+      </w:r>
+    </w:p>
+    <w:p>
+      <w:pPr>
+        <w:pStyle w:val="Heading2"/>
+      </w:pPr>
+      <w:r>
+        <w:t>REQ-EXP-003 — Fixed Abstract Fault Type</w:t>
+      </w:r>
+    </w:p>
+    <w:p>
+      <w:pPr>
+        <w:pStyle w:val="Heading3"/>
+      </w:pPr>
+      <w:r>
+        <w:t>Requirement</w:t>
+      </w:r>
+    </w:p>
+    <w:p>
+      <w:pPr/>
+      <w:r>
+        <w:t>The exploration-mode fault event shall remain a generic distribution-section fault resulting in operation of the relevant feeder protection and opening of the affected feeder source breaker. The demonstrator shall not require selectable electrical fault types.</w:t>
+      </w:r>
+    </w:p>
+    <w:p>
+      <w:pPr>
+        <w:pStyle w:val="Heading3"/>
+      </w:pPr>
+      <w:r>
+        <w:t>Rationale</w:t>
+      </w:r>
+    </w:p>
+    <w:p>
+      <w:pPr/>
+      <w:r>
+        <w:t>Detailed differentiation between electrical fault types would introduce protection and fault-analysis scope that is intentionally excluded.</w:t>
+      </w:r>
+    </w:p>
+    <w:p>
+      <w:pPr>
+        <w:pStyle w:val="Heading3"/>
+      </w:pPr>
+      <w:r>
+        <w:t>Verification method</w:t>
+      </w:r>
+    </w:p>
+    <w:p>
+      <w:pPr/>
+      <w:r>
+        <w:t>Design and interface inspection.</w:t>
+      </w:r>
+    </w:p>
+    <w:p>
+      <w:pPr>
+        <w:pStyle w:val="Heading2"/>
+      </w:pPr>
+      <w:r>
+        <w:t>REQ-EXP-004 — Derived Exploration Behaviour</w:t>
+      </w:r>
+    </w:p>
+    <w:p>
+      <w:pPr>
+        <w:pStyle w:val="Heading3"/>
+      </w:pPr>
+      <w:r>
+        <w:t>Requirement</w:t>
+      </w:r>
+    </w:p>
+    <w:p>
+      <w:pPr/>
+      <w:r>
+        <w:t>For an exploration-mode fault selection, the affected feeder, feeder-breaker operation, section energisation, outage extent, affected-customer result and restoration assessment shall be derived using the same configured network model and generic operational logic used by the formal scenario.</w:t>
+      </w:r>
+    </w:p>
+    <w:p>
+      <w:pPr>
+        <w:pStyle w:val="Heading3"/>
+      </w:pPr>
+      <w:r>
+        <w:t>Rationale</w:t>
+      </w:r>
+    </w:p>
+    <w:p>
+      <w:pPr/>
+      <w:r>
+        <w:t>Exploration mode is intended to demonstrate model-driven behaviour, not a collection of section-specific scripted outcomes.</w:t>
+      </w:r>
+    </w:p>
+    <w:p>
+      <w:pPr>
+        <w:pStyle w:val="Heading3"/>
+      </w:pPr>
+      <w:r>
+        <w:t>Verification method</w:t>
+      </w:r>
+    </w:p>
+    <w:p>
+      <w:pPr/>
+      <w:r>
+        <w:t>Functional tests using fault selections on both feeders.</w:t>
+      </w:r>
+    </w:p>
+    <w:p>
+      <w:pPr>
+        <w:pStyle w:val="Heading2"/>
+      </w:pPr>
+      <w:r>
+        <w:t>REQ-EXP-005 — Formal Validation Baseline Independence</w:t>
+      </w:r>
+    </w:p>
+    <w:p>
+      <w:pPr>
+        <w:pStyle w:val="Heading3"/>
+      </w:pPr>
+      <w:r>
+        <w:t>Requirement</w:t>
+      </w:r>
+    </w:p>
+    <w:p>
+      <w:pPr/>
+      <w:r>
+        <w:t>Exploration-mode fault selection shall not alter the controlled formal validation scenario, its expected results, its configuration version, or the seeded-defect/revalidation evidence associated with that scenario.</w:t>
+      </w:r>
+    </w:p>
+    <w:p>
+      <w:pPr>
+        <w:pStyle w:val="Heading3"/>
+      </w:pPr>
+      <w:r>
+        <w:t>Rationale</w:t>
+      </w:r>
+    </w:p>
+    <w:p>
+      <w:pPr/>
+      <w:r>
+        <w:t>Reviewer exploration must not compromise repeatability or traceability of the engineering validation package.</w:t>
+      </w:r>
+    </w:p>
+    <w:p>
+      <w:pPr>
+        <w:pStyle w:val="Heading3"/>
+      </w:pPr>
+      <w:r>
+        <w:t>Verification method</w:t>
+      </w:r>
+    </w:p>
+    <w:p>
+      <w:pPr/>
+      <w:r>
+        <w:t>Configuration and validation-record inspection.</w:t>
+      </w:r>
+    </w:p>
+    <w:p>
+      <w:pPr>
+        <w:pStyle w:val="Heading2"/>
+      </w:pPr>
+      <w:r>
+        <w:t>REQ-EXP-006 — Non-Guaranteed Restoration Outcome</w:t>
+      </w:r>
+    </w:p>
+    <w:p>
+      <w:pPr>
+        <w:pStyle w:val="Heading3"/>
+      </w:pPr>
+      <w:r>
+        <w:t>Requirement</w:t>
+      </w:r>
+    </w:p>
+    <w:p>
+      <w:pPr/>
+      <w:r>
+        <w:t>Exploration mode shall not force a successful restoration. Where the selected fault and current network state produce no valid restoration candidate, a REJECTED assessment, or a BLOCKED assessment, the demonstrator shall present that result and the applicable engineering reason.</w:t>
+      </w:r>
+    </w:p>
+    <w:p>
+      <w:pPr>
+        <w:pStyle w:val="Heading3"/>
+      </w:pPr>
+      <w:r>
+        <w:t>Rationale</w:t>
+      </w:r>
+    </w:p>
+    <w:p>
+      <w:pPr/>
+      <w:r>
+        <w:t>Valid unsuccessful outcomes provide evidence that restoration is governed by topology, telemetry and capacity constraints rather than by a scripted success path.</w:t>
+      </w:r>
+    </w:p>
+    <w:p>
+      <w:pPr>
+        <w:pStyle w:val="Heading3"/>
+      </w:pPr>
+      <w:r>
+        <w:t>Verification method</w:t>
+      </w:r>
+    </w:p>
+    <w:p>
+      <w:pPr/>
+      <w:r>
+        <w:t>Exploration scenario test.</w:t>
+      </w:r>
+    </w:p>
+    <w:p>
+      <w:pPr>
+        <w:pStyle w:val="Heading2"/>
+      </w:pPr>
+      <w:r>
+        <w:t>REQ-EXP-007 — Exploration Evidence Classification</w:t>
+      </w:r>
+    </w:p>
+    <w:p>
+      <w:pPr>
+        <w:pStyle w:val="Heading3"/>
+      </w:pPr>
+      <w:r>
+        <w:t>Requirement</w:t>
+      </w:r>
+    </w:p>
+    <w:p>
+      <w:pPr/>
+      <w:r>
+        <w:t>Results generated in exploration mode shall be distinguishable from formal validation results and shall not be treated as formal project validation evidence unless the scenario is separately defined and executed as a controlled validation test.</w:t>
+      </w:r>
+    </w:p>
+    <w:p>
+      <w:pPr>
+        <w:pStyle w:val="Heading3"/>
+      </w:pPr>
+      <w:r>
+        <w:t>Rationale</w:t>
+      </w:r>
+    </w:p>
+    <w:p>
+      <w:pPr/>
+      <w:r>
+        <w:t>This preserves the distinction between demonstration flexibility and verified engineering evidence.</w:t>
+      </w:r>
+    </w:p>
+    <w:p>
+      <w:pPr>
+        <w:pStyle w:val="Heading3"/>
+      </w:pPr>
+      <w:r>
+        <w:t>Verification method</w:t>
+      </w:r>
+    </w:p>
+    <w:p>
+      <w:pPr/>
+      <w:r>
+        <w:t>Interface and validation-record inspection.</w:t>
       </w:r>
     </w:p>
     <w:p>
@@ -11325,17 +11215,430 @@
           <w:szCs w:val="46"/>
         </w:rPr>
       </w:pPr>
-      <w:bookmarkStart w:colFirst="0" w:colLast="0" w:name="_z9s56pymqxbh" w:id="91"/>
-      <w:bookmarkEnd w:id="91"/>
-      <w:r>
+      <w:r>
+        <w:t>16. Requirement Dependency Example</w:t>
+      </w:r>
+    </w:p>
+    <w:p>
+      <w:pPr>
+        <w:spacing w:after="240" w:before="240" w:lineRule="auto"/>
+        <w:rPr/>
+      </w:pPr>
+      <w:r>
+        <w:rPr>
+          <w:rtl w:val="0"/>
+        </w:rPr>
+        <w:t xml:space="preserve">The restoration logic now has a clear requirement hierarchy.</w:t>
+      </w:r>
+    </w:p>
+    <w:p>
+      <w:pPr>
+        <w:spacing w:after="240" w:before="240" w:lineRule="auto"/>
+        <w:rPr/>
+      </w:pPr>
+      <w:r>
+        <w:rPr>
+          <w:rtl w:val="0"/>
+        </w:rPr>
+        <w:t xml:space="preserve">For example:</w:t>
+      </w:r>
+    </w:p>
+    <w:p>
+      <w:pPr>
+        <w:rPr/>
+      </w:pPr>
+      <w:r>
+        <w:rPr>
+          <w:rtl w:val="0"/>
+        </w:rPr>
+        <w:t xml:space="preserve">REQ-TEL-003</w:t>
+      </w:r>
+    </w:p>
+    <w:p>
+      <w:pPr>
+        <w:rPr/>
+      </w:pPr>
+      <w:r>
+        <w:rPr>
+          <w:rtl w:val="0"/>
+        </w:rPr>
+        <w:t xml:space="preserve">Telemetry quality exists</w:t>
+      </w:r>
+    </w:p>
+    <w:p>
+      <w:pPr>
+        <w:rPr/>
+      </w:pPr>
+      <w:r>
+        <w:rPr>
+          <w:rFonts w:ascii="Arial Unicode MS" w:cs="Arial Unicode MS" w:eastAsia="Arial Unicode MS" w:hAnsi="Arial Unicode MS"/>
+          <w:rtl w:val="0"/>
+        </w:rPr>
+        <w:t xml:space="preserve">        ↓</w:t>
+      </w:r>
+    </w:p>
+    <w:p>
+      <w:pPr>
+        <w:rPr/>
+      </w:pPr>
+      <w:r>
+        <w:rPr>
+          <w:rtl w:val="0"/>
+        </w:rPr>
+        <w:t xml:space="preserve">REQ-TEL-007</w:t>
+      </w:r>
+    </w:p>
+    <w:p>
+      <w:pPr>
+        <w:rPr/>
+      </w:pPr>
+      <w:r>
+        <w:rPr>
+          <w:rtl w:val="0"/>
+        </w:rPr>
+        <w:t xml:space="preserve">Telemetry validity determined</w:t>
+      </w:r>
+    </w:p>
+    <w:p>
+      <w:pPr>
+        <w:rPr/>
+      </w:pPr>
+      <w:r>
+        <w:rPr>
+          <w:rFonts w:ascii="Arial Unicode MS" w:cs="Arial Unicode MS" w:eastAsia="Arial Unicode MS" w:hAnsi="Arial Unicode MS"/>
+          <w:rtl w:val="0"/>
+        </w:rPr>
+        <w:t xml:space="preserve">        ↓</w:t>
+      </w:r>
+    </w:p>
+    <w:p>
+      <w:pPr>
+        <w:rPr/>
+      </w:pPr>
+      <w:r>
+        <w:rPr>
+          <w:rtl w:val="0"/>
+        </w:rPr>
+        <w:t xml:space="preserve">REQ-RST-008</w:t>
+      </w:r>
+    </w:p>
+    <w:p>
+      <w:pPr>
+        <w:rPr/>
+      </w:pPr>
+      <w:r>
+        <w:rPr>
+          <w:rtl w:val="0"/>
+        </w:rPr>
+        <w:t xml:space="preserve">Telemetry permissive evaluated</w:t>
+      </w:r>
+    </w:p>
+    <w:p>
+      <w:pPr>
+        <w:rPr/>
+      </w:pPr>
+      <w:r>
+        <w:rPr>
+          <w:rFonts w:ascii="Arial Unicode MS" w:cs="Arial Unicode MS" w:eastAsia="Arial Unicode MS" w:hAnsi="Arial Unicode MS"/>
+          <w:rtl w:val="0"/>
+        </w:rPr>
+        <w:t xml:space="preserve">        ↓</w:t>
+      </w:r>
+    </w:p>
+    <w:p>
+      <w:pPr>
+        <w:rPr/>
+      </w:pPr>
+      <w:r>
+        <w:rPr>
+          <w:rtl w:val="0"/>
+        </w:rPr>
+        <w:t xml:space="preserve">REQ-RST-018</w:t>
+      </w:r>
+    </w:p>
+    <w:p>
+      <w:pPr>
+        <w:rPr/>
+      </w:pPr>
+      <w:r>
+        <w:rPr>
+          <w:rtl w:val="0"/>
+        </w:rPr>
+        <w:t xml:space="preserve">Restoration PERMITTED only if it passes</w:t>
+      </w:r>
+    </w:p>
+    <w:p>
+      <w:pPr>
+        <w:spacing w:after="240" w:before="240" w:lineRule="auto"/>
+        <w:rPr/>
+      </w:pPr>
+      <w:r>
+        <w:rPr>
+          <w:rtl w:val="0"/>
+        </w:rPr>
+        <w:t xml:space="preserve">Likewise:</w:t>
+      </w:r>
+    </w:p>
+    <w:p>
+      <w:pPr>
+        <w:rPr/>
+      </w:pPr>
+      <w:r>
+        <w:rPr>
+          <w:rtl w:val="0"/>
+        </w:rPr>
+        <w:t xml:space="preserve">REQ-NET-006</w:t>
+      </w:r>
+    </w:p>
+    <w:p>
+      <w:pPr>
+        <w:rPr/>
+      </w:pPr>
+      <w:r>
+        <w:rPr>
+          <w:rtl w:val="0"/>
+        </w:rPr>
+        <w:t xml:space="preserve">Section loads defined</w:t>
+      </w:r>
+    </w:p>
+    <w:p>
+      <w:pPr>
+        <w:rPr/>
+      </w:pPr>
+      <w:r>
+        <w:rPr>
+          <w:rFonts w:ascii="Arial Unicode MS" w:cs="Arial Unicode MS" w:eastAsia="Arial Unicode MS" w:hAnsi="Arial Unicode MS"/>
+          <w:rtl w:val="0"/>
+        </w:rPr>
+        <w:t xml:space="preserve">        ↓</w:t>
+      </w:r>
+    </w:p>
+    <w:p>
+      <w:pPr>
+        <w:rPr/>
+      </w:pPr>
+      <w:r>
+        <w:rPr>
+          <w:rtl w:val="0"/>
+        </w:rPr>
+        <w:t xml:space="preserve">REQ-RST-012</w:t>
+      </w:r>
+    </w:p>
+    <w:p>
+      <w:pPr>
+        <w:rPr/>
+      </w:pPr>
+      <w:r>
+        <w:rPr>
+          <w:rtl w:val="0"/>
+        </w:rPr>
+        <w:t xml:space="preserve">Transferable load calculated</w:t>
+      </w:r>
+    </w:p>
+    <w:p>
+      <w:pPr>
+        <w:rPr/>
+      </w:pPr>
+      <w:r>
+        <w:rPr>
+          <w:rFonts w:ascii="Arial Unicode MS" w:cs="Arial Unicode MS" w:eastAsia="Arial Unicode MS" w:hAnsi="Arial Unicode MS"/>
+          <w:rtl w:val="0"/>
+        </w:rPr>
+        <w:t xml:space="preserve">        ↓</w:t>
+      </w:r>
+    </w:p>
+    <w:p>
+      <w:pPr>
+        <w:rPr/>
+      </w:pPr>
+      <w:r>
+        <w:rPr>
+          <w:rtl w:val="0"/>
+        </w:rPr>
+        <w:t xml:space="preserve">REQ-RST-014</w:t>
+      </w:r>
+    </w:p>
+    <w:p>
+      <w:pPr>
+        <w:rPr/>
+      </w:pPr>
+      <w:r>
+        <w:rPr>
+          <w:rtl w:val="0"/>
+        </w:rPr>
+        <w:t xml:space="preserve">Resulting feeder load calculated</w:t>
+      </w:r>
+    </w:p>
+    <w:p>
+      <w:pPr>
+        <w:rPr/>
+      </w:pPr>
+      <w:r>
+        <w:rPr>
+          <w:rFonts w:ascii="Arial Unicode MS" w:cs="Arial Unicode MS" w:eastAsia="Arial Unicode MS" w:hAnsi="Arial Unicode MS"/>
+          <w:rtl w:val="0"/>
+        </w:rPr>
+        <w:t xml:space="preserve">        ↓</w:t>
+      </w:r>
+    </w:p>
+    <w:p>
+      <w:pPr>
+        <w:rPr/>
+      </w:pPr>
+      <w:r>
+        <w:rPr>
+          <w:rtl w:val="0"/>
+        </w:rPr>
+        <w:t xml:space="preserve">REQ-RST-015</w:t>
+      </w:r>
+    </w:p>
+    <w:p>
+      <w:pPr>
+        <w:rPr/>
+      </w:pPr>
+      <w:r>
+        <w:rPr>
+          <w:rtl w:val="0"/>
+        </w:rPr>
+        <w:t xml:space="preserve">Loading percentage calculated</w:t>
+      </w:r>
+    </w:p>
+    <w:p>
+      <w:pPr>
+        <w:rPr/>
+      </w:pPr>
+      <w:r>
+        <w:rPr>
+          <w:rFonts w:ascii="Arial Unicode MS" w:cs="Arial Unicode MS" w:eastAsia="Arial Unicode MS" w:hAnsi="Arial Unicode MS"/>
+          <w:rtl w:val="0"/>
+        </w:rPr>
+        <w:t xml:space="preserve">        ↓</w:t>
+      </w:r>
+    </w:p>
+    <w:p>
+      <w:pPr>
+        <w:rPr/>
+      </w:pPr>
+      <w:r>
+        <w:rPr>
+          <w:rtl w:val="0"/>
+        </w:rPr>
+        <w:t xml:space="preserve">REQ-RST-016</w:t>
+      </w:r>
+    </w:p>
+    <w:p>
+      <w:pPr>
+        <w:rPr/>
+      </w:pPr>
+      <w:r>
+        <w:rPr>
+          <w:rtl w:val="0"/>
+        </w:rPr>
+        <w:t xml:space="preserve">Capacity pass/fail</w:t>
+      </w:r>
+    </w:p>
+    <w:p>
+      <w:pPr>
+        <w:rPr/>
+      </w:pPr>
+      <w:r>
+        <w:rPr>
+          <w:rFonts w:ascii="Arial Unicode MS" w:cs="Arial Unicode MS" w:eastAsia="Arial Unicode MS" w:hAnsi="Arial Unicode MS"/>
+          <w:rtl w:val="0"/>
+        </w:rPr>
+        <w:t xml:space="preserve">        ↓</w:t>
+      </w:r>
+    </w:p>
+    <w:p>
+      <w:pPr>
+        <w:rPr/>
+      </w:pPr>
+      <w:r>
+        <w:rPr>
+          <w:rtl w:val="0"/>
+        </w:rPr>
+        <w:t xml:space="preserve">REQ-RST-018 / 019</w:t>
+      </w:r>
+    </w:p>
+    <w:p>
+      <w:pPr>
+        <w:rPr/>
+      </w:pPr>
+      <w:r>
+        <w:rPr>
+          <w:rtl w:val="0"/>
+        </w:rPr>
+        <w:t xml:space="preserve">Final decision</w:t>
+      </w:r>
+    </w:p>
+    <w:p>
+      <w:pPr>
+        <w:spacing w:after="240" w:before="240" w:lineRule="auto"/>
+        <w:rPr/>
+      </w:pPr>
+      <w:r>
+        <w:rPr>
+          <w:rtl w:val="0"/>
+        </w:rPr>
+        <w:t xml:space="preserve">This is exactly the traceability we want later.</w:t>
+      </w:r>
+    </w:p>
+    <w:p>
+      <w:pPr>
+        <w:spacing w:after="240" w:before="240" w:lineRule="auto"/>
+        <w:rPr/>
+      </w:pPr>
+      <w:r>
+        <w:rPr>
+          <w:rtl w:val="0"/>
+        </w:rPr>
+        <w:t xml:space="preserve">A failed restoration outcome will not simply say </w:t>
+      </w:r>
+      <w:r>
+        <w:rPr>
+          <w:b w:val="1"/>
+          <w:bCs w:val="1"/>
+          <w:rtl w:val="0"/>
+        </w:rPr>
+        <w:t xml:space="preserve">“no.”</w:t>
+      </w:r>
+      <w:r>
+        <w:rPr>
+          <w:rtl w:val="0"/>
+        </w:rPr>
+        <w:t xml:space="preserve"> We will be able to trace the decision back through the individual engineering requirements that produced it.</w:t>
+      </w:r>
+    </w:p>
+    <w:p>
+      <w:pPr>
+        <w:rPr/>
+      </w:pPr>
+      <w:r>
+        <w:pict>
+          <v:rect style="width:0.0pt;height:1.5pt" o:hr="t" o:hrstd="t" o:hralign="center" fillcolor="#A0A0A0" stroked="f"/>
+        </w:pict>
+      </w:r>
+      <w:r>
+        <w:rPr>
+          <w:rtl w:val="0"/>
+        </w:rPr>
+      </w:r>
+    </w:p>
+    <w:p>
+      <w:pPr>
+        <w:pStyle w:val="Heading1"/>
+        <w:keepNext w:val="0"/>
+        <w:keepLines w:val="0"/>
+        <w:spacing w:before="480" w:lineRule="auto"/>
         <w:rPr>
           <w:b w:val="1"/>
           <w:bCs w:val="1"/>
           <w:sz w:val="46"/>
           <w:szCs w:val="46"/>
-          <w:rtl w:val="0"/>
-        </w:rPr>
-        <w:t xml:space="preserve">16. Operational Event and Audit Requirements</w:t>
+        </w:rPr>
+      </w:pPr>
+      <w:r>
+        <w:t>17. Operational Event and Audit Requirements</w:t>
       </w:r>
     </w:p>
     <w:p>
@@ -12850,17 +13153,8 @@
           <w:szCs w:val="46"/>
         </w:rPr>
       </w:pPr>
-      <w:bookmarkStart w:colFirst="0" w:colLast="0" w:name="_uuo62it8i39y" w:id="103"/>
-      <w:bookmarkEnd w:id="103"/>
-      <w:r>
-        <w:rPr>
-          <w:b w:val="1"/>
-          <w:bCs w:val="1"/>
-          <w:sz w:val="46"/>
-          <w:szCs w:val="46"/>
-          <w:rtl w:val="0"/>
-        </w:rPr>
-        <w:t xml:space="preserve">17. Engineering Validation Requirements</w:t>
+      <w:r>
+        <w:t>18. Engineering Validation Requirements</w:t>
       </w:r>
     </w:p>
     <w:p>
@@ -14556,17 +14850,8 @@
           <w:szCs w:val="46"/>
         </w:rPr>
       </w:pPr>
-      <w:bookmarkStart w:colFirst="0" w:colLast="0" w:name="_iohbn4czpfp0" w:id="118"/>
-      <w:bookmarkEnd w:id="118"/>
-      <w:r>
-        <w:rPr>
-          <w:b w:val="1"/>
-          <w:bCs w:val="1"/>
-          <w:sz w:val="46"/>
-          <w:szCs w:val="46"/>
-          <w:rtl w:val="0"/>
-        </w:rPr>
-        <w:t xml:space="preserve">18. Defect Investigation and Configuration Requirements</w:t>
+      <w:r>
+        <w:t>19. Defect Investigation and Configuration Requirements</w:t>
       </w:r>
     </w:p>
     <w:p>
@@ -16007,17 +16292,8 @@
           <w:szCs w:val="46"/>
         </w:rPr>
       </w:pPr>
-      <w:bookmarkStart w:colFirst="0" w:colLast="0" w:name="_w7uexo4sna6v" w:id="131"/>
-      <w:bookmarkEnd w:id="131"/>
-      <w:r>
-        <w:rPr>
-          <w:b w:val="1"/>
-          <w:bCs w:val="1"/>
-          <w:sz w:val="46"/>
-          <w:szCs w:val="46"/>
-          <w:rtl w:val="0"/>
-        </w:rPr>
-        <w:t xml:space="preserve">19. Supporting Non-Functional Requirements</w:t>
+      <w:r>
+        <w:t>20. Supporting Non-Functional Requirements</w:t>
       </w:r>
     </w:p>
     <w:p>
@@ -17303,17 +17579,8 @@
           <w:szCs w:val="46"/>
         </w:rPr>
       </w:pPr>
-      <w:bookmarkStart w:colFirst="0" w:colLast="0" w:name="_4989hcwqatwu" w:id="140"/>
-      <w:bookmarkEnd w:id="140"/>
-      <w:r>
-        <w:rPr>
-          <w:b w:val="1"/>
-          <w:bCs w:val="1"/>
-          <w:sz w:val="46"/>
-          <w:szCs w:val="46"/>
-          <w:rtl w:val="0"/>
-        </w:rPr>
-        <w:t xml:space="preserve">20. Requirements Summary</w:t>
+      <w:r>
+        <w:t>21. Requirements Summary</w:t>
       </w:r>
     </w:p>
     <w:p>
@@ -18131,6 +18398,57 @@
           </w:p>
         </w:tc>
       </w:tr>
+      <w:tr>
+        <w:trPr>
+          <w:cantSplit w:val="0"/>
+          <w:trHeight w:val="525" w:hRule="atLeast"/>
+          <w:tblHeader w:val="0"/>
+        </w:trPr>
+        <w:tc>
+          <w:tcPr>
+            <w:tcBorders>
+              <w:top w:color="000000" w:space="0" w:sz="6" w:val="single"/>
+              <w:left w:color="000000" w:space="0" w:sz="6" w:val="single"/>
+              <w:bottom w:color="000000" w:space="0" w:sz="6" w:val="single"/>
+              <w:right w:color="000000" w:space="0" w:sz="6" w:val="single"/>
+            </w:tcBorders>
+            <w:tcMar>
+              <w:top w:w="120.0" w:type="dxa"/>
+              <w:left w:w="180.0" w:type="dxa"/>
+              <w:bottom w:w="120.0" w:type="dxa"/>
+              <w:right w:w="180.0" w:type="dxa"/>
+            </w:tcMar>
+            <w:vAlign w:val="top"/>
+          </w:tcPr>
+          <w:p>
+            <w:r>
+              <w:t>REQ-EXP</w:t>
+            </w:r>
+          </w:p>
+        </w:tc>
+        <w:tc>
+          <w:tcPr>
+            <w:tcBorders>
+              <w:top w:color="000000" w:space="0" w:sz="6" w:val="single"/>
+              <w:left w:color="000000" w:space="0" w:sz="6" w:val="single"/>
+              <w:bottom w:color="000000" w:space="0" w:sz="6" w:val="single"/>
+              <w:right w:color="000000" w:space="0" w:sz="6" w:val="single"/>
+            </w:tcBorders>
+            <w:tcMar>
+              <w:top w:w="120.0" w:type="dxa"/>
+              <w:left w:w="180.0" w:type="dxa"/>
+              <w:bottom w:w="120.0" w:type="dxa"/>
+              <w:right w:w="180.0" w:type="dxa"/>
+            </w:tcMar>
+            <w:vAlign w:val="top"/>
+          </w:tcPr>
+          <w:p>
+            <w:r>
+              <w:t>Exploration-mode scenario selection and evidence separation</w:t>
+            </w:r>
+          </w:p>
+        </w:tc>
+      </w:tr>
     </w:tbl>
     <w:p>
       <w:pPr>
@@ -18138,50 +18456,16 @@
         <w:rPr/>
       </w:pPr>
       <w:r>
-        <w:rPr>
-          <w:rtl w:val="0"/>
-        </w:rPr>
-        <w:t xml:space="preserve">We now have </w:t>
-      </w:r>
-      <w:r>
-        <w:rPr>
-          <w:b w:val="1"/>
-          <w:bCs w:val="1"/>
-          <w:rtl w:val="0"/>
-        </w:rPr>
-        <w:t>116 formal requirements</w:t>
-      </w:r>
-      <w:r>
-        <w:rPr>
-          <w:rtl w:val="0"/>
-        </w:rPr>
-        <w:t xml:space="preserve"> across those groups.</w:t>
-      </w:r>
-    </w:p>
-    <w:p>
-      <w:pPr>
-        <w:spacing w:after="240" w:before="240" w:lineRule="auto"/>
-        <w:rPr/>
-      </w:pPr>
-      <w:r>
-        <w:rPr>
-          <w:rtl w:val="0"/>
-        </w:rPr>
-        <w:t xml:space="preserve">That sounds like a relatively large number for a small project, but an important point is that these are deliberately </w:t>
-      </w:r>
-      <w:r>
-        <w:rPr>
-          <w:b w:val="1"/>
-          <w:bCs w:val="1"/>
-          <w:rtl w:val="0"/>
-        </w:rPr>
-        <w:t xml:space="preserve">atomic requirements</w:t>
-      </w:r>
-      <w:r>
-        <w:rPr>
-          <w:rtl w:val="0"/>
-        </w:rPr>
-        <w:t xml:space="preserve">. We have not created 114 software features. Many describe individual conditions within one small end-to-end workflow.</w:t>
+        <w:t>We now have 124 formal requirements across those groups.</w:t>
+      </w:r>
+    </w:p>
+    <w:p>
+      <w:pPr>
+        <w:spacing w:after="240" w:before="240" w:lineRule="auto"/>
+        <w:rPr/>
+      </w:pPr>
+      <w:r>
+        <w:t>That sounds like a relatively large number for a small project, but an important point is that these are deliberately atomic requirements. We have not created 124 software features. Many describe individual conditions within one small end-to-end workflow.</w:t>
       </w:r>
     </w:p>
     <w:p>
@@ -18474,17 +18758,8 @@
           <w:szCs w:val="46"/>
         </w:rPr>
       </w:pPr>
-      <w:bookmarkStart w:colFirst="0" w:colLast="0" w:name="_bzml0hepdxow" w:id="141"/>
-      <w:bookmarkEnd w:id="141"/>
-      <w:r>
-        <w:rPr>
-          <w:b w:val="1"/>
-          <w:bCs w:val="1"/>
-          <w:sz w:val="46"/>
-          <w:szCs w:val="46"/>
-          <w:rtl w:val="0"/>
-        </w:rPr>
-        <w:t xml:space="preserve">21. Verification Method Summary</w:t>
+      <w:r>
+        <w:t>22. Verification Method Summary</w:t>
       </w:r>
     </w:p>
     <w:p>
@@ -19048,17 +19323,8 @@
           <w:szCs w:val="46"/>
         </w:rPr>
       </w:pPr>
-      <w:bookmarkStart w:colFirst="0" w:colLast="0" w:name="_8oes5foe6mkp" w:id="148"/>
-      <w:bookmarkEnd w:id="148"/>
-      <w:r>
-        <w:rPr>
-          <w:b w:val="1"/>
-          <w:bCs w:val="1"/>
-          <w:sz w:val="46"/>
-          <w:szCs w:val="46"/>
-          <w:rtl w:val="0"/>
-        </w:rPr>
-        <w:t xml:space="preserve">22. Requirements Baseline</w:t>
+      <w:r>
+        <w:t>23. Requirements Baseline</w:t>
       </w:r>
     </w:p>
     <w:p>
@@ -19093,27 +19359,19 @@
         <w:rPr/>
       </w:pPr>
       <w:r>
-        <w:rPr>
-          <w:rtl w:val="0"/>
-        </w:rPr>
-        <w:t xml:space="preserve">However, I would label it:</w:t>
-      </w:r>
-    </w:p>
-    <w:p>
-      <w:pPr>
-        <w:spacing w:after="240" w:before="240" w:lineRule="auto"/>
-        <w:rPr>
-          <w:b w:val="1"/>
-          <w:bCs w:val="1"/>
-        </w:rPr>
-      </w:pPr>
-      <w:r>
-        <w:rPr>
-          <w:b w:val="1"/>
-          <w:bCs w:val="1"/>
-          <w:rtl w:val="0"/>
-        </w:rPr>
-        <w:t xml:space="preserve">Version 0.1 — Draft Engineering Baseline</w:t>
+        <w:t>The document remains a Draft Engineering Baseline. Its controlled revision number is maintained in the document header and incremented through accepted design changes.</w:t>
+      </w:r>
+    </w:p>
+    <w:p>
+      <w:pPr>
+        <w:spacing w:after="240" w:before="240" w:lineRule="auto"/>
+        <w:rPr>
+          <w:b w:val="1"/>
+          <w:bCs w:val="1"/>
+        </w:rPr>
+      </w:pPr>
+      <w:r>
+        <w:t>Current status — Draft Engineering Baseline</w:t>
       </w:r>
     </w:p>
     <w:p>
@@ -19356,17 +19614,8 @@
           <w:szCs w:val="46"/>
         </w:rPr>
       </w:pPr>
-      <w:bookmarkStart w:colFirst="0" w:colLast="0" w:name="_2oy918hqc0jo" w:id="149"/>
-      <w:bookmarkEnd w:id="149"/>
-      <w:r>
-        <w:rPr>
-          <w:b w:val="1"/>
-          <w:bCs w:val="1"/>
-          <w:sz w:val="46"/>
-          <w:szCs w:val="46"/>
-          <w:rtl w:val="0"/>
-        </w:rPr>
-        <w:t xml:space="preserve">23. Requirements Traceability Direction</w:t>
+      <w:r>
+        <w:t>24. Requirements Traceability Direction</w:t>
       </w:r>
     </w:p>
     <w:p>

--- a/01-engineering-source-documents/OT Project Requirements Specification.docx
+++ b/01-engineering-source-documents/OT Project Requirements Specification.docx
@@ -38,9 +38,9 @@
         <w:br/>
         <w:t>Document: System Requirements Specification</w:t>
         <w:br/>
-        <w:t>Version: 0.3</w:t>
+        <w:t>Version: 0.4 — Proposed DC-005 controlled clarification</w:t>
         <w:br/>
-        <w:t>Status: Draft</w:t>
+        <w:t>Status: Draft — proposed authoritative revision pending independent review; accepted baseline remains v0.3</w:t>
       </w:r>
     </w:p>
     <w:p>
@@ -13858,102 +13858,31 @@
     <w:p>
       <w:pPr>
         <w:pStyle w:val="Heading2"/>
-        <w:keepNext w:val="0"/>
-        <w:keepLines w:val="0"/>
-        <w:spacing w:after="80" w:lineRule="auto"/>
-        <w:rPr>
-          <w:b w:val="1"/>
-          <w:bCs w:val="1"/>
-          <w:sz w:val="34"/>
-          <w:szCs w:val="34"/>
-        </w:rPr>
-      </w:pPr>
-      <w:bookmarkStart w:colFirst="0" w:colLast="0" w:name="_j4jt6rgti35" w:id="110"/>
-      <w:bookmarkEnd w:id="110"/>
-      <w:r>
-        <w:rPr>
-          <w:b w:val="1"/>
-          <w:bCs w:val="1"/>
-          <w:sz w:val="34"/>
-          <w:szCs w:val="34"/>
-          <w:rtl w:val="0"/>
-        </w:rPr>
-        <w:t xml:space="preserve">REQ-VAL-007 — Observed Result</w:t>
-      </w:r>
-    </w:p>
-    <w:p>
-      <w:pPr>
-        <w:spacing w:after="240" w:before="240" w:lineRule="auto"/>
-        <w:rPr>
-          <w:b w:val="1"/>
-          <w:bCs w:val="1"/>
-        </w:rPr>
-      </w:pPr>
-      <w:r>
-        <w:rPr>
-          <w:b w:val="1"/>
-          <w:bCs w:val="1"/>
-          <w:rtl w:val="0"/>
-        </w:rPr>
-        <w:t xml:space="preserve">Requirement</w:t>
-      </w:r>
-    </w:p>
-    <w:p>
-      <w:pPr>
-        <w:spacing w:after="240" w:before="240" w:lineRule="auto"/>
-        <w:rPr/>
-      </w:pPr>
-      <w:r>
-        <w:rPr>
-          <w:rtl w:val="0"/>
-        </w:rPr>
-        <w:t xml:space="preserve">Each executed validation test shall record the observed result produced by the demonstrator.</w:t>
-      </w:r>
-    </w:p>
-    <w:p>
-      <w:pPr>
-        <w:spacing w:after="240" w:before="240" w:lineRule="auto"/>
-        <w:rPr>
-          <w:b w:val="1"/>
-          <w:bCs w:val="1"/>
-        </w:rPr>
-      </w:pPr>
-      <w:r>
-        <w:rPr>
-          <w:b w:val="1"/>
-          <w:bCs w:val="1"/>
-          <w:rtl w:val="0"/>
-        </w:rPr>
-        <w:t xml:space="preserve">Verification method</w:t>
-      </w:r>
-    </w:p>
-    <w:p>
-      <w:pPr>
-        <w:spacing w:after="240" w:before="240" w:lineRule="auto"/>
-        <w:rPr/>
-      </w:pPr>
-      <w:r>
-        <w:rPr>
-          <w:rtl w:val="0"/>
-        </w:rPr>
-        <w:t xml:space="preserve">Validation-record inspection.</w:t>
-      </w:r>
-    </w:p>
-    <w:p>
-      <w:pPr>
-        <w:spacing w:after="240" w:before="240" w:lineRule="auto"/>
-        <w:rPr/>
-      </w:pPr>
-      <w:r>
-        <w:pict>
-          <v:rect style="width:0.0pt;height:1.5pt" o:hr="t" o:hrstd="t" o:hralign="center" fillcolor="#A0A0A0" stroked="f"/>
-        </w:pict>
-      </w:r>
-      <w:r>
-        <w:rPr>
-          <w:rtl w:val="0"/>
-        </w:rPr>
-      </w:r>
+      </w:pPr>
+      <w:r>
+        <w:t>Controlled validation-attempt and executed-result terminology — proposed DC-005</w:t>
+      </w:r>
+    </w:p>
+    <w:p>
+      <w:pPr/>
+      <w:r>
+        <w:t>A ValidationAttempt begins when a trusted campaign/test-selection authority has bound the intended controlled test or constituent case and entry assurance starts. The attempt may remain NOT STARTED/INCOMPLETE, become ACTIVE, or terminate SUSPENDED with a finalised BLOCKED-TEST assurance determination. A suspended attempt that never reaches valid expected-versus-observed comparison does not create an executed validation result.</w:t>
+      </w:r>
+    </w:p>
+    <w:p>
+      <w:pPr/>
+      <w:r>
+        <w:t>An ExecutedValidationResult exists only after the controlled procedure and evidence support a valid expected-versus-observed comparison. It records the observed result, supporting evidence and exactly one PASS or FAIL determination. Ordinary missing mandatory evidence leaves the attempt non-finalisable/incomplete unless exactly one accepted DC-005 suspension condition is established with its required authority and evidence; missing evidence alone is neither engineering FAIL nor BLOCKED-TEST.</w:t>
+      </w:r>
+    </w:p>
+    <w:p>
+      <w:pPr/>
+      <w:r>
+        <w:t>This controlled clarification changes the wording scope of REQ-VAL-007, REQ-VAL-008 and REQ-VAL-009 without changing their identifiers, verification intent, catalogue allocation, the total of 124 requirements or the exact 286 requirements-to-test relationships.</w:t>
+      </w:r>
+    </w:p>
+    <w:p>
+      <w:pPr/>
     </w:p>
     <w:p>
       <w:pPr>
@@ -13968,17 +13897,17 @@
           <w:szCs w:val="34"/>
         </w:rPr>
       </w:pPr>
-      <w:bookmarkStart w:colFirst="0" w:colLast="0" w:name="_8dzf2nryno7n" w:id="111"/>
-      <w:bookmarkEnd w:id="111"/>
-      <w:r>
-        <w:rPr>
-          <w:b w:val="1"/>
-          <w:bCs w:val="1"/>
-          <w:sz w:val="34"/>
-          <w:szCs w:val="34"/>
-          <w:rtl w:val="0"/>
-        </w:rPr>
-        <w:t xml:space="preserve">REQ-VAL-008 — Pass/Fail Determination</w:t>
+      <w:bookmarkStart w:colFirst="0" w:colLast="0" w:name="_j4jt6rgti35" w:id="110"/>
+      <w:bookmarkEnd w:id="110"/>
+      <w:r>
+        <w:rPr>
+          <w:b w:val="1"/>
+          <w:bCs w:val="1"/>
+          <w:sz w:val="34"/>
+          <w:szCs w:val="34"/>
+          <w:rtl w:val="0"/>
+        </w:rPr>
+        <w:t xml:space="preserve">REQ-VAL-007 — Observed Result</w:t>
       </w:r>
     </w:p>
     <w:p>
@@ -14004,10 +13933,7 @@
         <w:rPr/>
       </w:pPr>
       <w:r>
-        <w:rPr>
-          <w:rtl w:val="0"/>
-        </w:rPr>
-        <w:t xml:space="preserve">Each executed validation test shall be assigned a PASS or FAIL result based on comparison of expected and observed behaviour.</w:t>
+        <w:t>Each validation attempt that reaches a valid expected-versus-observed comparison shall create an ExecutedValidationResult recording the observed result produced by the demonstrator.</w:t>
       </w:r>
     </w:p>
     <w:p>
@@ -14036,7 +13962,7 @@
         <w:rPr>
           <w:rtl w:val="0"/>
         </w:rPr>
-        <w:t xml:space="preserve">Functional/documentation inspection.</w:t>
+        <w:t xml:space="preserve">Validation-record inspection.</w:t>
       </w:r>
     </w:p>
     <w:p>
@@ -14068,6 +13994,103 @@
           <w:szCs w:val="34"/>
         </w:rPr>
       </w:pPr>
+      <w:bookmarkStart w:colFirst="0" w:colLast="0" w:name="_8dzf2nryno7n" w:id="111"/>
+      <w:bookmarkEnd w:id="111"/>
+      <w:r>
+        <w:rPr>
+          <w:b w:val="1"/>
+          <w:bCs w:val="1"/>
+          <w:sz w:val="34"/>
+          <w:szCs w:val="34"/>
+          <w:rtl w:val="0"/>
+        </w:rPr>
+        <w:t xml:space="preserve">REQ-VAL-008 — Pass/Fail Determination</w:t>
+      </w:r>
+    </w:p>
+    <w:p>
+      <w:pPr>
+        <w:spacing w:after="240" w:before="240" w:lineRule="auto"/>
+        <w:rPr>
+          <w:b w:val="1"/>
+          <w:bCs w:val="1"/>
+        </w:rPr>
+      </w:pPr>
+      <w:r>
+        <w:rPr>
+          <w:b w:val="1"/>
+          <w:bCs w:val="1"/>
+          <w:rtl w:val="0"/>
+        </w:rPr>
+        <w:t xml:space="preserve">Requirement</w:t>
+      </w:r>
+    </w:p>
+    <w:p>
+      <w:pPr>
+        <w:spacing w:after="240" w:before="240" w:lineRule="auto"/>
+        <w:rPr/>
+      </w:pPr>
+      <w:r>
+        <w:t>Each ExecutedValidationResult shall be assigned exactly one PASS or FAIL determination based on comparison of expected and observed behaviour.</w:t>
+      </w:r>
+    </w:p>
+    <w:p>
+      <w:pPr>
+        <w:spacing w:after="240" w:before="240" w:lineRule="auto"/>
+        <w:rPr>
+          <w:b w:val="1"/>
+          <w:bCs w:val="1"/>
+        </w:rPr>
+      </w:pPr>
+      <w:r>
+        <w:rPr>
+          <w:b w:val="1"/>
+          <w:bCs w:val="1"/>
+          <w:rtl w:val="0"/>
+        </w:rPr>
+        <w:t xml:space="preserve">Verification method</w:t>
+      </w:r>
+    </w:p>
+    <w:p>
+      <w:pPr>
+        <w:spacing w:after="240" w:before="240" w:lineRule="auto"/>
+        <w:rPr/>
+      </w:pPr>
+      <w:r>
+        <w:rPr>
+          <w:rtl w:val="0"/>
+        </w:rPr>
+        <w:t xml:space="preserve">Functional/documentation inspection.</w:t>
+      </w:r>
+    </w:p>
+    <w:p>
+      <w:pPr>
+        <w:spacing w:after="240" w:before="240" w:lineRule="auto"/>
+        <w:rPr/>
+      </w:pPr>
+      <w:r>
+        <w:pict>
+          <v:rect style="width:0.0pt;height:1.5pt" o:hr="t" o:hrstd="t" o:hralign="center" fillcolor="#A0A0A0" stroked="f"/>
+        </w:pict>
+      </w:r>
+      <w:r>
+        <w:rPr>
+          <w:rtl w:val="0"/>
+        </w:rPr>
+      </w:r>
+    </w:p>
+    <w:p>
+      <w:pPr>
+        <w:pStyle w:val="Heading2"/>
+        <w:keepNext w:val="0"/>
+        <w:keepLines w:val="0"/>
+        <w:spacing w:after="80" w:lineRule="auto"/>
+        <w:rPr>
+          <w:b w:val="1"/>
+          <w:bCs w:val="1"/>
+          <w:sz w:val="34"/>
+          <w:szCs w:val="34"/>
+        </w:rPr>
+      </w:pPr>
       <w:bookmarkStart w:colFirst="0" w:colLast="0" w:name="_rrcahm80l3f0" w:id="112"/>
       <w:bookmarkEnd w:id="112"/>
       <w:r>
@@ -14104,10 +14127,7 @@
         <w:rPr/>
       </w:pPr>
       <w:r>
-        <w:rPr>
-          <w:rtl w:val="0"/>
-        </w:rPr>
-        <w:t xml:space="preserve">Each executed validation test shall reference sufficient supporting evidence to justify its recorded outcome.</w:t>
+        <w:t>Each ExecutedValidationResult shall reference sufficient supporting evidence to justify its recorded observed result and PASS or FAIL determination.</w:t>
       </w:r>
     </w:p>
     <w:p>

--- a/01-engineering-source-documents/OT Project Requirements Specification.docx
+++ b/01-engineering-source-documents/OT Project Requirements Specification.docx
@@ -38,9 +38,9 @@
         <w:br/>
         <w:t>Document: System Requirements Specification</w:t>
         <w:br/>
-        <w:t>Version: 0.4 — Proposed DC-005 controlled clarification</w:t>
+        <w:t>Version: 0.4</w:t>
         <w:br/>
-        <w:t>Status: Draft — proposed authoritative revision pending independent review; accepted baseline remains v0.3</w:t>
+        <w:t>Status: Draft — accepted authoritative requirements baseline through DC-005</w:t>
       </w:r>
     </w:p>
     <w:p>
@@ -13860,7 +13860,7 @@
         <w:pStyle w:val="Heading2"/>
       </w:pPr>
       <w:r>
-        <w:t>Controlled validation-attempt and executed-result terminology — proposed DC-005</w:t>
+        <w:t>Controlled validation-attempt and executed-result terminology — DC-005</w:t>
       </w:r>
     </w:p>
     <w:p>
